--- a/开发平台/codex/项目/人员简历筛选和重组/output/风险管理批量/后评价工作/国开行人员团队简历-刘金强.docx
+++ b/开发平台/codex/项目/人员简历筛选和重组/output/风险管理批量/后评价工作/国开行人员团队简历-刘金强.docx
@@ -133,11 +133,9 @@
           <ns0:p>
             <ns0:r>
               <ns0:rPr>
-                <ns0:rFonts ns0:ascii="仿宋" ns0:hAnsi="仿宋" ns0:eastAsia="仿宋" ns0:cs="仿宋"/>
-                <ns0:sz ns0:val="24"/>
-                <ns0:szCs ns0:val="24"/>
-              </ns0:rPr>
-              <ns0:t>1987-12-09</ns0:t>
+                <ns0:rFonts ns0:ascii="仿宋" ns0:hAnsi="仿宋"/>
+              </ns0:rPr>
+              <ns0:t>38</ns0:t>
             </ns0:r>
           </ns0:p>
         </ns0:tc>
@@ -513,21 +511,8 @@
             <ns0:gridSpan ns0:val="4"/>
             <ns0:vAlign ns0:val="center"/>
           </ns0:tcPr>
-          <ns0:p ns2:paraId="1E629E02" ns2:textId="77777777" ns0:rsidR="000010AB" ns0:rsidRDefault="000010AB" ns0:rsidP="00664128">
-            <ns0:pPr>
-              <ns0:jc ns0:val="center"/>
-              <ns0:rPr>
-                <ns0:rFonts ns0:ascii="仿宋" ns0:eastAsia="仿宋" ns0:hAnsi="仿宋" ns0:cs="仿宋" ns0:hint="eastAsia"/>
-                <ns0:caps/>
-                <ns0:szCs ns0:val="21"/>
-              </ns0:rPr>
-            </ns0:pPr>
-            <ns0:r>
-              <ns0:rPr>
-                <ns0:rFonts ns0:ascii="仿宋" ns0:eastAsia="仿宋" ns0:hAnsi="仿宋" ns0:cs="仿宋" ns0:hint="eastAsia"/>
-                <ns0:szCs ns0:val="24"/>
-                <ns0:sz ns0:val="24"/>
-              </ns0:rPr>
+          <ns0:p>
+            <ns0:r>
               <ns0:t>拟在本项目任职</ns0:t>
             </ns0:r>
           </ns0:p>
@@ -1828,6 +1813,8 @@
       </ns0:pPr>
     </ns0:p>
     <ns0:sectPr ns0:rsidR="003149F0">
+      <ns0:headerReference xmlns:r="http://schemas.openxmlformats.org/officeDocument/2006/relationships" ns0:type="default" r:id="rId6"/>
+      <ns0:footerReference xmlns:r="http://schemas.openxmlformats.org/officeDocument/2006/relationships" ns0:type="default" r:id="rId7"/>
       <ns0:pgSz ns0:w="11906" ns0:h="16838"/>
       <ns0:pgMar ns0:top="1440" ns0:right="1800" ns0:bottom="1440" ns0:left="1800" ns0:header="851" ns0:footer="992" ns0:gutter="0"/>
       <ns0:cols ns0:space="425"/>
@@ -1835,6 +1822,26 @@
     </ns0:sectPr>
   </ns0:body>
 </ns0:document>
+</file>
+
+<file path=word/footer1.xml><?xml version="1.0" encoding="utf-8"?>
+<w:ftr xmlns:m="http://schemas.openxmlformats.org/officeDocument/2006/math" xmlns:mc="http://schemas.openxmlformats.org/markup-compatibility/2006" xmlns:mo="http://schemas.microsoft.com/office/mac/office/2008/main" xmlns:mv="urn:schemas-microsoft-com:mac:vml" xmlns:o="urn:schemas-microsoft-com:office:office" xmlns:r="http://schemas.openxmlformats.org/officeDocument/2006/relationships" xmlns:v="urn:schemas-microsoft-com:vml" xmlns:w10="urn:schemas-microsoft-com:office:word" xmlns:w14="http://schemas.microsoft.com/office/word/2010/wordml" xmlns:w="http://schemas.openxmlformats.org/wordprocessingml/2006/main" xmlns:wne="http://schemas.microsoft.com/office/word/2006/wordml" xmlns:wp14="http://schemas.microsoft.com/office/word/2010/wordprocessingDrawing" xmlns:wp="http://schemas.openxmlformats.org/drawingml/2006/wordprocessingDrawing" xmlns:wpc="http://schemas.microsoft.com/office/word/2010/wordprocessingCanvas" xmlns:wpg="http://schemas.microsoft.com/office/word/2010/wordprocessingGroup" xmlns:wpi="http://schemas.microsoft.com/office/word/2010/wordprocessingInk" xmlns:wps="http://schemas.microsoft.com/office/word/2010/wordprocessingShape" mc:Ignorable="w14 wp14">
+  <w:p>
+    <w:pPr>
+      <w:pStyle w:val="Footer"/>
+    </w:pPr>
+  </w:p>
+</w:ftr>
+</file>
+
+<file path=word/header1.xml><?xml version="1.0" encoding="utf-8"?>
+<w:hdr xmlns:m="http://schemas.openxmlformats.org/officeDocument/2006/math" xmlns:mc="http://schemas.openxmlformats.org/markup-compatibility/2006" xmlns:mo="http://schemas.microsoft.com/office/mac/office/2008/main" xmlns:mv="urn:schemas-microsoft-com:mac:vml" xmlns:o="urn:schemas-microsoft-com:office:office" xmlns:r="http://schemas.openxmlformats.org/officeDocument/2006/relationships" xmlns:v="urn:schemas-microsoft-com:vml" xmlns:w10="urn:schemas-microsoft-com:office:word" xmlns:w14="http://schemas.microsoft.com/office/word/2010/wordml" xmlns:w="http://schemas.openxmlformats.org/wordprocessingml/2006/main" xmlns:wne="http://schemas.microsoft.com/office/word/2006/wordml" xmlns:wp14="http://schemas.microsoft.com/office/word/2010/wordprocessingDrawing" xmlns:wp="http://schemas.openxmlformats.org/drawingml/2006/wordprocessingDrawing" xmlns:wpc="http://schemas.microsoft.com/office/word/2010/wordprocessingCanvas" xmlns:wpg="http://schemas.microsoft.com/office/word/2010/wordprocessingGroup" xmlns:wpi="http://schemas.microsoft.com/office/word/2010/wordprocessingInk" xmlns:wps="http://schemas.microsoft.com/office/word/2010/wordprocessingShape" mc:Ignorable="w14 wp14">
+  <w:p>
+    <w:pPr>
+      <w:pStyle w:val="Header"/>
+    </w:pPr>
+  </w:p>
+</w:hdr>
 </file>
 
 <file path=word/styles.xml><?xml version="1.0" encoding="utf-8"?>

--- a/开发平台/codex/项目/人员简历筛选和重组/output/风险管理批量/后评价工作/国开行人员团队简历-刘金强.docx
+++ b/开发平台/codex/项目/人员简历筛选和重组/output/风险管理批量/后评价工作/国开行人员团队简历-刘金强.docx
@@ -939,13 +939,14 @@
             <ns0:vAlign ns0:val="center"/>
           </ns0:tcPr>
           <ns0:p>
-            <ns0:r>
-              <ns0:rPr>
-                <ns0:rFonts ns0:ascii="仿宋" ns0:hAnsi="仿宋" ns0:eastAsia="仿宋" ns0:cs="仿宋"/>
-                <ns0:sz ns0:val="24"/>
-                <ns0:szCs ns0:val="24"/>
-              </ns0:rPr>
-              <ns0:t>2024.05-至今</ns0:t>
+            <ns0:pPr>
+              <ns0:spacing ns0:before="0" ns0:after="0" ns0:line="240" ns0:lineRule="auto"/>
+            </ns0:pPr>
+            <ns0:r>
+              <ns0:rPr>
+                <ns0:rFonts ns0:ascii="仿宋" ns0:hAnsi="仿宋"/>
+              </ns0:rPr>
+              <ns0:t>2025.01-至今</ns0:t>
             </ns0:r>
           </ns0:p>
         </ns0:tc>
@@ -956,13 +957,14 @@
             <ns0:vAlign ns0:val="center"/>
           </ns0:tcPr>
           <ns0:p>
-            <ns0:r>
-              <ns0:rPr>
-                <ns0:rFonts ns0:ascii="仿宋" ns0:hAnsi="仿宋" ns0:eastAsia="仿宋" ns0:cs="仿宋"/>
-                <ns0:sz ns0:val="24"/>
-                <ns0:szCs ns0:val="24"/>
-              </ns0:rPr>
-              <ns0:t>山西银行智能风控管理平台</ns0:t>
+            <ns0:pPr>
+              <ns0:spacing ns0:before="0" ns0:after="0" ns0:line="240" ns0:lineRule="auto"/>
+            </ns0:pPr>
+            <ns0:r>
+              <ns0:rPr>
+                <ns0:rFonts ns0:ascii="仿宋" ns0:hAnsi="仿宋"/>
+              </ns0:rPr>
+              <ns0:t>平安银行2025年非零开发零售开发人力外包</ns0:t>
             </ns0:r>
           </ns0:p>
         </ns0:tc>
@@ -973,11 +975,12 @@
             <ns0:vAlign ns0:val="center"/>
           </ns0:tcPr>
           <ns0:p>
-            <ns0:r>
-              <ns0:rPr>
-                <ns0:rFonts ns0:ascii="仿宋" ns0:hAnsi="仿宋" ns0:eastAsia="仿宋" ns0:cs="仿宋"/>
-                <ns0:sz ns0:val="24"/>
-                <ns0:szCs ns0:val="24"/>
+            <ns0:pPr>
+              <ns0:spacing ns0:before="0" ns0:after="0" ns0:line="240" ns0:lineRule="auto"/>
+            </ns0:pPr>
+            <ns0:r>
+              <ns0:rPr>
+                <ns0:rFonts ns0:ascii="仿宋" ns0:hAnsi="仿宋"/>
               </ns0:rPr>
               <ns0:t>项目经理</ns0:t>
             </ns0:r>
@@ -990,13 +993,14 @@
             <ns0:vAlign ns0:val="center"/>
           </ns0:tcPr>
           <ns0:p>
-            <ns0:r>
-              <ns0:rPr>
-                <ns0:rFonts ns0:ascii="仿宋" ns0:hAnsi="仿宋" ns0:eastAsia="仿宋" ns0:cs="仿宋"/>
-                <ns0:sz ns0:val="24"/>
-                <ns0:szCs ns0:val="24"/>
-              </ns0:rPr>
-              <ns0:t>系统需求分析、系统架构设计、业务场景的分析设计、决策引擎模块设计及开发、系统风险评估、项目管理</ns0:t>
+            <ns0:pPr>
+              <ns0:spacing ns0:before="0" ns0:after="0" ns0:line="240" ns0:lineRule="auto"/>
+            </ns0:pPr>
+            <ns0:r>
+              <ns0:rPr>
+                <ns0:rFonts ns0:ascii="仿宋" ns0:hAnsi="仿宋"/>
+              </ns0:rPr>
+              <ns0:t>1.负责平安银行2025年非零开发零售开发人力外包项目计划、里程碑推进和跨团队沟通协调;2.组织需求评审、开发排期、测试验收和上线发布，跟踪项目风险与问题闭环;3.沉淀周报、状态报告和交付资料，保障项目按节点推进。</ns0:t>
             </ns0:r>
           </ns0:p>
         </ns0:tc>
@@ -1012,13 +1016,14 @@
             <ns0:vAlign ns0:val="center"/>
           </ns0:tcPr>
           <ns0:p>
-            <ns0:r>
-              <ns0:rPr>
-                <ns0:rFonts ns0:ascii="仿宋" ns0:hAnsi="仿宋" ns0:eastAsia="仿宋" ns0:cs="仿宋"/>
-                <ns0:sz ns0:val="24"/>
-                <ns0:szCs ns0:val="24"/>
-              </ns0:rPr>
-              <ns0:t>2020.05-2024.01</ns0:t>
+            <ns0:pPr>
+              <ns0:spacing ns0:before="0" ns0:after="0" ns0:line="240" ns0:lineRule="auto"/>
+            </ns0:pPr>
+            <ns0:r>
+              <ns0:rPr>
+                <ns0:rFonts ns0:ascii="仿宋" ns0:hAnsi="仿宋"/>
+              </ns0:rPr>
+              <ns0:t>2024.06-2024.12</ns0:t>
             </ns0:r>
           </ns0:p>
         </ns0:tc>
@@ -1029,13 +1034,14 @@
             <ns0:vAlign ns0:val="center"/>
           </ns0:tcPr>
           <ns0:p>
-            <ns0:r>
-              <ns0:rPr>
-                <ns0:rFonts ns0:ascii="仿宋" ns0:hAnsi="仿宋" ns0:eastAsia="仿宋" ns0:cs="仿宋"/>
-                <ns0:sz ns0:val="24"/>
-                <ns0:szCs ns0:val="24"/>
-              </ns0:rPr>
-              <ns0:t>宁波银行远程银行决策系统</ns0:t>
+            <ns0:pPr>
+              <ns0:spacing ns0:before="0" ns0:after="0" ns0:line="240" ns0:lineRule="auto"/>
+            </ns0:pPr>
+            <ns0:r>
+              <ns0:rPr>
+                <ns0:rFonts ns0:ascii="仿宋" ns0:hAnsi="仿宋"/>
+              </ns0:rPr>
+              <ns0:t>山西农商智能风险管控平台建设项目</ns0:t>
             </ns0:r>
           </ns0:p>
         </ns0:tc>
@@ -1046,13 +1052,14 @@
             <ns0:vAlign ns0:val="center"/>
           </ns0:tcPr>
           <ns0:p>
-            <ns0:r>
-              <ns0:rPr>
-                <ns0:rFonts ns0:ascii="仿宋" ns0:hAnsi="仿宋" ns0:eastAsia="仿宋" ns0:cs="仿宋"/>
-                <ns0:sz ns0:val="24"/>
-                <ns0:szCs ns0:val="24"/>
-              </ns0:rPr>
-              <ns0:t>Java开发工程师</ns0:t>
+            <ns0:pPr>
+              <ns0:spacing ns0:before="0" ns0:after="0" ns0:line="240" ns0:lineRule="auto"/>
+            </ns0:pPr>
+            <ns0:r>
+              <ns0:rPr>
+                <ns0:rFonts ns0:ascii="仿宋" ns0:hAnsi="仿宋"/>
+              </ns0:rPr>
+              <ns0:t>项目经理</ns0:t>
             </ns0:r>
           </ns0:p>
         </ns0:tc>
@@ -1063,13 +1070,14 @@
             <ns0:vAlign ns0:val="center"/>
           </ns0:tcPr>
           <ns0:p>
-            <ns0:r>
-              <ns0:rPr>
-                <ns0:rFonts ns0:ascii="仿宋" ns0:hAnsi="仿宋" ns0:eastAsia="仿宋" ns0:cs="仿宋"/>
-                <ns0:sz ns0:val="24"/>
-                <ns0:szCs ns0:val="24"/>
-              </ns0:rPr>
-              <ns0:t>担任网贷决策系统小组长，负责项目中决策引擎部分的系统需求分析、业务场景的分析设计、决策引擎Blaze模块设计及开发</ns0:t>
+            <ns0:pPr>
+              <ns0:spacing ns0:before="0" ns0:after="0" ns0:line="240" ns0:lineRule="auto"/>
+            </ns0:pPr>
+            <ns0:r>
+              <ns0:rPr>
+                <ns0:rFonts ns0:ascii="仿宋" ns0:hAnsi="仿宋"/>
+              </ns0:rPr>
+              <ns0:t>1.负责山西农商智能风险管控平台建设项目项目计划、里程碑推进和跨团队沟通协调;2.组织需求评审、开发排期、测试验收和上线发布，跟踪项目风险与问题闭环;3.沉淀周报、状态报告和交付资料，保障项目按节点推进。</ns0:t>
             </ns0:r>
           </ns0:p>
         </ns0:tc>
@@ -1085,13 +1093,14 @@
             <ns0:vAlign ns0:val="center"/>
           </ns0:tcPr>
           <ns0:p>
-            <ns0:r>
-              <ns0:rPr>
-                <ns0:rFonts ns0:ascii="仿宋" ns0:hAnsi="仿宋" ns0:eastAsia="仿宋" ns0:cs="仿宋"/>
-                <ns0:sz ns0:val="24"/>
-                <ns0:szCs ns0:val="24"/>
-              </ns0:rPr>
-              <ns0:t>2019.08-2020.04</ns0:t>
+            <ns0:pPr>
+              <ns0:spacing ns0:before="0" ns0:after="0" ns0:line="240" ns0:lineRule="auto"/>
+            </ns0:pPr>
+            <ns0:r>
+              <ns0:rPr>
+                <ns0:rFonts ns0:ascii="仿宋" ns0:hAnsi="仿宋"/>
+              </ns0:rPr>
+              <ns0:t>2023.11-2024.05</ns0:t>
             </ns0:r>
           </ns0:p>
         </ns0:tc>
@@ -1102,13 +1111,14 @@
             <ns0:vAlign ns0:val="center"/>
           </ns0:tcPr>
           <ns0:p>
-            <ns0:r>
-              <ns0:rPr>
-                <ns0:rFonts ns0:ascii="仿宋" ns0:hAnsi="仿宋" ns0:eastAsia="仿宋" ns0:cs="仿宋"/>
-                <ns0:sz ns0:val="24"/>
-                <ns0:szCs ns0:val="24"/>
-              </ns0:rPr>
-              <ns0:t>九江银行智能风控平台</ns0:t>
+            <ns0:pPr>
+              <ns0:spacing ns0:before="0" ns0:after="0" ns0:line="240" ns0:lineRule="auto"/>
+            </ns0:pPr>
+            <ns0:r>
+              <ns0:rPr>
+                <ns0:rFonts ns0:ascii="仿宋" ns0:hAnsi="仿宋"/>
+              </ns0:rPr>
+              <ns0:t>平安银行产品风险及表外监测项目</ns0:t>
             </ns0:r>
           </ns0:p>
         </ns0:tc>
@@ -1119,11 +1129,12 @@
             <ns0:vAlign ns0:val="center"/>
           </ns0:tcPr>
           <ns0:p>
-            <ns0:r>
-              <ns0:rPr>
-                <ns0:rFonts ns0:ascii="仿宋" ns0:hAnsi="仿宋" ns0:eastAsia="仿宋" ns0:cs="仿宋"/>
-                <ns0:sz ns0:val="24"/>
-                <ns0:szCs ns0:val="24"/>
+            <ns0:pPr>
+              <ns0:spacing ns0:before="0" ns0:after="0" ns0:line="240" ns0:lineRule="auto"/>
+            </ns0:pPr>
+            <ns0:r>
+              <ns0:rPr>
+                <ns0:rFonts ns0:ascii="仿宋" ns0:hAnsi="仿宋"/>
               </ns0:rPr>
               <ns0:t>项目经理</ns0:t>
             </ns0:r>
@@ -1136,13 +1147,14 @@
             <ns0:vAlign ns0:val="center"/>
           </ns0:tcPr>
           <ns0:p>
-            <ns0:r>
-              <ns0:rPr>
-                <ns0:rFonts ns0:ascii="仿宋" ns0:hAnsi="仿宋" ns0:eastAsia="仿宋" ns0:cs="仿宋"/>
-                <ns0:sz ns0:val="24"/>
-                <ns0:szCs ns0:val="24"/>
-              </ns0:rPr>
-              <ns0:t>系统需求分析、系统架构设计、业务场景的分析设计、决策引擎Blaze模块设计及开发、系统风险评估、项目管理</ns0:t>
+            <ns0:pPr>
+              <ns0:spacing ns0:before="0" ns0:after="0" ns0:line="240" ns0:lineRule="auto"/>
+            </ns0:pPr>
+            <ns0:r>
+              <ns0:rPr>
+                <ns0:rFonts ns0:ascii="仿宋" ns0:hAnsi="仿宋"/>
+              </ns0:rPr>
+              <ns0:t>1.负责平安银行产品风险及表外监测项目项目计划、里程碑推进和跨团队沟通协调;2.组织需求评审、开发排期、测试验收和上线发布，跟踪项目风险与问题闭环;3.沉淀周报、状态报告和交付资料，保障项目按节点推进。</ns0:t>
             </ns0:r>
           </ns0:p>
         </ns0:tc>
@@ -1158,13 +1170,14 @@
             <ns0:vAlign ns0:val="center"/>
           </ns0:tcPr>
           <ns0:p>
-            <ns0:r>
-              <ns0:rPr>
-                <ns0:rFonts ns0:ascii="仿宋" ns0:hAnsi="仿宋" ns0:eastAsia="仿宋" ns0:cs="仿宋"/>
-                <ns0:sz ns0:val="24"/>
-                <ns0:szCs ns0:val="24"/>
-              </ns0:rPr>
-              <ns0:t>2018.10-2019.07</ns0:t>
+            <ns0:pPr>
+              <ns0:spacing ns0:before="0" ns0:after="0" ns0:line="240" ns0:lineRule="auto"/>
+            </ns0:pPr>
+            <ns0:r>
+              <ns0:rPr>
+                <ns0:rFonts ns0:ascii="仿宋" ns0:hAnsi="仿宋"/>
+              </ns0:rPr>
+              <ns0:t>2021.08-2023.10</ns0:t>
             </ns0:r>
           </ns0:p>
         </ns0:tc>
@@ -1175,13 +1188,14 @@
             <ns0:vAlign ns0:val="center"/>
           </ns0:tcPr>
           <ns0:p>
-            <ns0:r>
-              <ns0:rPr>
-                <ns0:rFonts ns0:ascii="仿宋" ns0:hAnsi="仿宋" ns0:eastAsia="仿宋" ns0:cs="仿宋"/>
-                <ns0:sz ns0:val="24"/>
-                <ns0:szCs ns0:val="24"/>
-              </ns0:rPr>
-              <ns0:t>平安银行信息服务平台</ns0:t>
+            <ns0:pPr>
+              <ns0:spacing ns0:before="0" ns0:after="0" ns0:line="240" ns0:lineRule="auto"/>
+            </ns0:pPr>
+            <ns0:r>
+              <ns0:rPr>
+                <ns0:rFonts ns0:ascii="仿宋" ns0:hAnsi="仿宋"/>
+              </ns0:rPr>
+              <ns0:t>平安银行智慧合规及零售开发支持项目</ns0:t>
             </ns0:r>
           </ns0:p>
         </ns0:tc>
@@ -1192,11 +1206,12 @@
             <ns0:vAlign ns0:val="center"/>
           </ns0:tcPr>
           <ns0:p>
-            <ns0:r>
-              <ns0:rPr>
-                <ns0:rFonts ns0:ascii="仿宋" ns0:hAnsi="仿宋" ns0:eastAsia="仿宋" ns0:cs="仿宋"/>
-                <ns0:sz ns0:val="24"/>
-                <ns0:szCs ns0:val="24"/>
+            <ns0:pPr>
+              <ns0:spacing ns0:before="0" ns0:after="0" ns0:line="240" ns0:lineRule="auto"/>
+            </ns0:pPr>
+            <ns0:r>
+              <ns0:rPr>
+                <ns0:rFonts ns0:ascii="仿宋" ns0:hAnsi="仿宋"/>
               </ns0:rPr>
               <ns0:t>项目经理</ns0:t>
             </ns0:r>
@@ -1209,13 +1224,14 @@
             <ns0:vAlign ns0:val="center"/>
           </ns0:tcPr>
           <ns0:p>
-            <ns0:r>
-              <ns0:rPr>
-                <ns0:rFonts ns0:ascii="仿宋" ns0:hAnsi="仿宋" ns0:eastAsia="仿宋" ns0:cs="仿宋"/>
-                <ns0:sz ns0:val="24"/>
-                <ns0:szCs ns0:val="24"/>
-              </ns0:rPr>
-              <ns0:t>系统需求分析、系统架构设计、业务场景的分析设计、决策引擎Blaze模块设计及开发、系统风险评估、项目管理</ns0:t>
+            <ns0:pPr>
+              <ns0:spacing ns0:before="0" ns0:after="0" ns0:line="240" ns0:lineRule="auto"/>
+            </ns0:pPr>
+            <ns0:r>
+              <ns0:rPr>
+                <ns0:rFonts ns0:ascii="仿宋" ns0:hAnsi="仿宋"/>
+              </ns0:rPr>
+              <ns0:t>1.负责平安银行智慧合规及零售开发支持项目项目计划、里程碑推进和跨团队沟通协调;2.组织需求评审、开发排期、测试验收和上线发布，跟踪项目风险与问题闭环;3.沉淀周报、状态报告和交付资料，保障项目按节点推进。</ns0:t>
             </ns0:r>
           </ns0:p>
         </ns0:tc>
@@ -1231,13 +1247,14 @@
             <ns0:vAlign ns0:val="center"/>
           </ns0:tcPr>
           <ns0:p>
-            <ns0:r>
-              <ns0:rPr>
-                <ns0:rFonts ns0:ascii="仿宋" ns0:hAnsi="仿宋" ns0:eastAsia="仿宋" ns0:cs="仿宋"/>
-                <ns0:sz ns0:val="24"/>
-                <ns0:szCs ns0:val="24"/>
-              </ns0:rPr>
-              <ns0:t>2018.01-2018.08</ns0:t>
+            <ns0:pPr>
+              <ns0:spacing ns0:before="0" ns0:after="0" ns0:line="240" ns0:lineRule="auto"/>
+            </ns0:pPr>
+            <ns0:r>
+              <ns0:rPr>
+                <ns0:rFonts ns0:ascii="仿宋" ns0:hAnsi="仿宋"/>
+              </ns0:rPr>
+              <ns0:t>2020.01-2021.07</ns0:t>
             </ns0:r>
           </ns0:p>
         </ns0:tc>
@@ -1248,13 +1265,14 @@
             <ns0:vAlign ns0:val="center"/>
           </ns0:tcPr>
           <ns0:p>
-            <ns0:r>
-              <ns0:rPr>
-                <ns0:rFonts ns0:ascii="仿宋" ns0:hAnsi="仿宋" ns0:eastAsia="仿宋" ns0:cs="仿宋"/>
-                <ns0:sz ns0:val="24"/>
-                <ns0:szCs ns0:val="24"/>
-              </ns0:rPr>
-              <ns0:t>重庆银行个人消费信贷项目</ns0:t>
+            <ns0:pPr>
+              <ns0:spacing ns0:before="0" ns0:after="0" ns0:line="240" ns0:lineRule="auto"/>
+            </ns0:pPr>
+            <ns0:r>
+              <ns0:rPr>
+                <ns0:rFonts ns0:ascii="仿宋" ns0:hAnsi="仿宋"/>
+              </ns0:rPr>
+              <ns0:t>平安银行非零开发及零售开发支持项目</ns0:t>
             </ns0:r>
           </ns0:p>
         </ns0:tc>
@@ -1265,13 +1283,14 @@
             <ns0:vAlign ns0:val="center"/>
           </ns0:tcPr>
           <ns0:p>
-            <ns0:r>
-              <ns0:rPr>
-                <ns0:rFonts ns0:ascii="仿宋" ns0:hAnsi="仿宋" ns0:eastAsia="仿宋" ns0:cs="仿宋"/>
-                <ns0:sz ns0:val="24"/>
-                <ns0:szCs ns0:val="24"/>
-              </ns0:rPr>
-              <ns0:t>Java开发工程师</ns0:t>
+            <ns0:pPr>
+              <ns0:spacing ns0:before="0" ns0:after="0" ns0:line="240" ns0:lineRule="auto"/>
+            </ns0:pPr>
+            <ns0:r>
+              <ns0:rPr>
+                <ns0:rFonts ns0:ascii="仿宋" ns0:hAnsi="仿宋"/>
+              </ns0:rPr>
+              <ns0:t>项目经理</ns0:t>
             </ns0:r>
           </ns0:p>
         </ns0:tc>
@@ -1282,13 +1301,14 @@
             <ns0:vAlign ns0:val="center"/>
           </ns0:tcPr>
           <ns0:p>
-            <ns0:r>
-              <ns0:rPr>
-                <ns0:rFonts ns0:ascii="仿宋" ns0:hAnsi="仿宋" ns0:eastAsia="仿宋" ns0:cs="仿宋"/>
-                <ns0:sz ns0:val="24"/>
-                <ns0:szCs ns0:val="24"/>
-              </ns0:rPr>
-              <ns0:t>负责项目中决策引擎部分的系统需求分析、系统架构设计、业务场景的分析设计、决策引擎Blaze模块设计及开发</ns0:t>
+            <ns0:pPr>
+              <ns0:spacing ns0:before="0" ns0:after="0" ns0:line="240" ns0:lineRule="auto"/>
+            </ns0:pPr>
+            <ns0:r>
+              <ns0:rPr>
+                <ns0:rFonts ns0:ascii="仿宋" ns0:hAnsi="仿宋"/>
+              </ns0:rPr>
+              <ns0:t>1.负责平安银行非零开发及零售开发支持项目项目计划、里程碑推进和跨团队沟通协调;2.组织需求评审、开发排期、测试验收和上线发布，跟踪项目风险与问题闭环;3.沉淀周报、状态报告和交付资料，保障项目按节点推进。</ns0:t>
             </ns0:r>
           </ns0:p>
         </ns0:tc>
@@ -1304,13 +1324,14 @@
             <ns0:vAlign ns0:val="center"/>
           </ns0:tcPr>
           <ns0:p>
-            <ns0:r>
-              <ns0:rPr>
-                <ns0:rFonts ns0:ascii="仿宋" ns0:hAnsi="仿宋" ns0:eastAsia="仿宋" ns0:cs="仿宋"/>
-                <ns0:sz ns0:val="24"/>
-                <ns0:szCs ns0:val="24"/>
-              </ns0:rPr>
-              <ns0:t>2016.01-2017.12</ns0:t>
+            <ns0:pPr>
+              <ns0:spacing ns0:before="0" ns0:after="0" ns0:line="240" ns0:lineRule="auto"/>
+            </ns0:pPr>
+            <ns0:r>
+              <ns0:rPr>
+                <ns0:rFonts ns0:ascii="仿宋" ns0:hAnsi="仿宋"/>
+              </ns0:rPr>
+              <ns0:t>2014.11-2015.03</ns0:t>
             </ns0:r>
           </ns0:p>
         </ns0:tc>
@@ -1321,13 +1342,14 @@
             <ns0:vAlign ns0:val="center"/>
           </ns0:tcPr>
           <ns0:p>
-            <ns0:r>
-              <ns0:rPr>
-                <ns0:rFonts ns0:ascii="仿宋" ns0:hAnsi="仿宋" ns0:eastAsia="仿宋" ns0:cs="仿宋"/>
-                <ns0:sz ns0:val="24"/>
-                <ns0:szCs ns0:val="24"/>
-              </ns0:rPr>
-              <ns0:t>平安银行信息服务平台</ns0:t>
+            <ns0:pPr>
+              <ns0:spacing ns0:before="0" ns0:after="0" ns0:line="240" ns0:lineRule="auto"/>
+            </ns0:pPr>
+            <ns0:r>
+              <ns0:rPr>
+                <ns0:rFonts ns0:ascii="仿宋" ns0:hAnsi="仿宋"/>
+              </ns0:rPr>
+              <ns0:t>平安银行实时交易展示平台（Blaze决策引擎）</ns0:t>
             </ns0:r>
           </ns0:p>
         </ns0:tc>
@@ -1338,11 +1360,12 @@
             <ns0:vAlign ns0:val="center"/>
           </ns0:tcPr>
           <ns0:p>
-            <ns0:r>
-              <ns0:rPr>
-                <ns0:rFonts ns0:ascii="仿宋" ns0:hAnsi="仿宋" ns0:eastAsia="仿宋" ns0:cs="仿宋"/>
-                <ns0:sz ns0:val="24"/>
-                <ns0:szCs ns0:val="24"/>
+            <ns0:pPr>
+              <ns0:spacing ns0:before="0" ns0:after="0" ns0:line="240" ns0:lineRule="auto"/>
+            </ns0:pPr>
+            <ns0:r>
+              <ns0:rPr>
+                <ns0:rFonts ns0:ascii="仿宋" ns0:hAnsi="仿宋"/>
               </ns0:rPr>
               <ns0:t>项目经理</ns0:t>
             </ns0:r>
@@ -1355,13 +1378,14 @@
             <ns0:vAlign ns0:val="center"/>
           </ns0:tcPr>
           <ns0:p>
-            <ns0:r>
-              <ns0:rPr>
-                <ns0:rFonts ns0:ascii="仿宋" ns0:hAnsi="仿宋" ns0:eastAsia="仿宋" ns0:cs="仿宋"/>
-                <ns0:sz ns0:val="24"/>
-                <ns0:szCs ns0:val="24"/>
-              </ns0:rPr>
-              <ns0:t>系统需求分析、系统架构设计、业务场景的分析设计、决策引擎Blaze模块设计及开发、系统风险评估、项目管理</ns0:t>
+            <ns0:pPr>
+              <ns0:spacing ns0:before="0" ns0:after="0" ns0:line="240" ns0:lineRule="auto"/>
+            </ns0:pPr>
+            <ns0:r>
+              <ns0:rPr>
+                <ns0:rFonts ns0:ascii="仿宋" ns0:hAnsi="仿宋"/>
+              </ns0:rPr>
+              <ns0:t>系统架构设计、需求分析设计、核心代码开发、Blaze决策引擎的实施</ns0:t>
             </ns0:r>
           </ns0:p>
         </ns0:tc>
@@ -1377,13 +1401,14 @@
             <ns0:vAlign ns0:val="center"/>
           </ns0:tcPr>
           <ns0:p>
-            <ns0:r>
-              <ns0:rPr>
-                <ns0:rFonts ns0:ascii="仿宋" ns0:hAnsi="仿宋" ns0:eastAsia="仿宋" ns0:cs="仿宋"/>
-                <ns0:sz ns0:val="24"/>
-                <ns0:szCs ns0:val="24"/>
-              </ns0:rPr>
-              <ns0:t>2015.04-2015.12</ns0:t>
+            <ns0:pPr>
+              <ns0:spacing ns0:before="0" ns0:after="0" ns0:line="240" ns0:lineRule="auto"/>
+            </ns0:pPr>
+            <ns0:r>
+              <ns0:rPr>
+                <ns0:rFonts ns0:ascii="仿宋" ns0:hAnsi="仿宋"/>
+              </ns0:rPr>
+              <ns0:t>2014.07-2014.11</ns0:t>
             </ns0:r>
           </ns0:p>
         </ns0:tc>
@@ -1394,13 +1419,14 @@
             <ns0:vAlign ns0:val="center"/>
           </ns0:tcPr>
           <ns0:p>
-            <ns0:r>
-              <ns0:rPr>
-                <ns0:rFonts ns0:ascii="仿宋" ns0:hAnsi="仿宋" ns0:eastAsia="仿宋" ns0:cs="仿宋"/>
-                <ns0:sz ns0:val="24"/>
-                <ns0:szCs ns0:val="24"/>
-              </ns0:rPr>
-              <ns0:t>平安银行精准营销管理平台二（Unica、Blaze）</ns0:t>
+            <ns0:pPr>
+              <ns0:spacing ns0:before="0" ns0:after="0" ns0:line="240" ns0:lineRule="auto"/>
+            </ns0:pPr>
+            <ns0:r>
+              <ns0:rPr>
+                <ns0:rFonts ns0:ascii="仿宋" ns0:hAnsi="仿宋"/>
+              </ns0:rPr>
+              <ns0:t>平安银行事件营销项目一期（Blaze决策引擎）</ns0:t>
             </ns0:r>
           </ns0:p>
         </ns0:tc>
@@ -1411,13 +1437,14 @@
             <ns0:vAlign ns0:val="center"/>
           </ns0:tcPr>
           <ns0:p>
-            <ns0:r>
-              <ns0:rPr>
-                <ns0:rFonts ns0:ascii="仿宋" ns0:hAnsi="仿宋" ns0:eastAsia="仿宋" ns0:cs="仿宋"/>
-                <ns0:sz ns0:val="24"/>
-                <ns0:szCs ns0:val="24"/>
-              </ns0:rPr>
-              <ns0:t>项目经理</ns0:t>
+            <ns0:pPr>
+              <ns0:spacing ns0:before="0" ns0:after="0" ns0:line="240" ns0:lineRule="auto"/>
+            </ns0:pPr>
+            <ns0:r>
+              <ns0:rPr>
+                <ns0:rFonts ns0:ascii="仿宋" ns0:hAnsi="仿宋"/>
+              </ns0:rPr>
+              <ns0:t>Java开发工程师</ns0:t>
             </ns0:r>
           </ns0:p>
         </ns0:tc>
@@ -1428,13 +1455,14 @@
             <ns0:vAlign ns0:val="center"/>
           </ns0:tcPr>
           <ns0:p>
-            <ns0:r>
-              <ns0:rPr>
-                <ns0:rFonts ns0:ascii="仿宋" ns0:hAnsi="仿宋" ns0:eastAsia="仿宋" ns0:cs="仿宋"/>
-                <ns0:sz ns0:val="24"/>
-                <ns0:szCs ns0:val="24"/>
-              </ns0:rPr>
-              <ns0:t>营销平台功能设计、营销场景分析、Blaze决策引擎模板开发及规则配置，项目管理</ns0:t>
+            <ns0:pPr>
+              <ns0:spacing ns0:before="0" ns0:after="0" ns0:line="240" ns0:lineRule="auto"/>
+            </ns0:pPr>
+            <ns0:r>
+              <ns0:rPr>
+                <ns0:rFonts ns0:ascii="仿宋" ns0:hAnsi="仿宋"/>
+              </ns0:rPr>
+              <ns0:t>系统功能模块分析设计、Blaze决策引擎模板开发及规则配置，引擎调度模块开发、测试、项目文档编写</ns0:t>
             </ns0:r>
           </ns0:p>
         </ns0:tc>
@@ -1450,13 +1478,14 @@
             <ns0:vAlign ns0:val="center"/>
           </ns0:tcPr>
           <ns0:p>
-            <ns0:r>
-              <ns0:rPr>
-                <ns0:rFonts ns0:ascii="仿宋" ns0:hAnsi="仿宋" ns0:eastAsia="仿宋" ns0:cs="仿宋"/>
-                <ns0:sz ns0:val="24"/>
-                <ns0:szCs ns0:val="24"/>
-              </ns0:rPr>
-              <ns0:t>2014.11-2015.03</ns0:t>
+            <ns0:pPr>
+              <ns0:spacing ns0:before="0" ns0:after="0" ns0:line="240" ns0:lineRule="auto"/>
+            </ns0:pPr>
+            <ns0:r>
+              <ns0:rPr>
+                <ns0:rFonts ns0:ascii="仿宋" ns0:hAnsi="仿宋"/>
+              </ns0:rPr>
+              <ns0:t>2012.06-2014.07</ns0:t>
             </ns0:r>
           </ns0:p>
         </ns0:tc>
@@ -1467,13 +1496,14 @@
             <ns0:vAlign ns0:val="center"/>
           </ns0:tcPr>
           <ns0:p>
-            <ns0:r>
-              <ns0:rPr>
-                <ns0:rFonts ns0:ascii="仿宋" ns0:hAnsi="仿宋" ns0:eastAsia="仿宋" ns0:cs="仿宋"/>
-                <ns0:sz ns0:val="24"/>
-                <ns0:szCs ns0:val="24"/>
-              </ns0:rPr>
-              <ns0:t>平安银行实时交易展示平台（Blaze决策引擎）</ns0:t>
+            <ns0:pPr>
+              <ns0:spacing ns0:before="0" ns0:after="0" ns0:line="240" ns0:lineRule="auto"/>
+            </ns0:pPr>
+            <ns0:r>
+              <ns0:rPr>
+                <ns0:rFonts ns0:ascii="仿宋" ns0:hAnsi="仿宋"/>
+              </ns0:rPr>
+              <ns0:t>宇龙集团EFS电子财务系统</ns0:t>
             </ns0:r>
           </ns0:p>
         </ns0:tc>
@@ -1484,13 +1514,14 @@
             <ns0:vAlign ns0:val="center"/>
           </ns0:tcPr>
           <ns0:p>
-            <ns0:r>
-              <ns0:rPr>
-                <ns0:rFonts ns0:ascii="仿宋" ns0:hAnsi="仿宋" ns0:eastAsia="仿宋" ns0:cs="仿宋"/>
-                <ns0:sz ns0:val="24"/>
-                <ns0:szCs ns0:val="24"/>
-              </ns0:rPr>
-              <ns0:t>项目经理</ns0:t>
+            <ns0:pPr>
+              <ns0:spacing ns0:before="0" ns0:after="0" ns0:line="240" ns0:lineRule="auto"/>
+            </ns0:pPr>
+            <ns0:r>
+              <ns0:rPr>
+                <ns0:rFonts ns0:ascii="仿宋" ns0:hAnsi="仿宋"/>
+              </ns0:rPr>
+              <ns0:t>Java开发工程师</ns0:t>
             </ns0:r>
           </ns0:p>
         </ns0:tc>
@@ -1501,13 +1532,14 @@
             <ns0:vAlign ns0:val="center"/>
           </ns0:tcPr>
           <ns0:p>
-            <ns0:r>
-              <ns0:rPr>
-                <ns0:rFonts ns0:ascii="仿宋" ns0:hAnsi="仿宋" ns0:eastAsia="仿宋" ns0:cs="仿宋"/>
-                <ns0:sz ns0:val="24"/>
-                <ns0:szCs ns0:val="24"/>
-              </ns0:rPr>
-              <ns0:t>系统架构设计、需求分析设计、核心代码开发、Blaze决策引擎的实施</ns0:t>
+            <ns0:pPr>
+              <ns0:spacing ns0:before="0" ns0:after="0" ns0:line="240" ns0:lineRule="auto"/>
+            </ns0:pPr>
+            <ns0:r>
+              <ns0:rPr>
+                <ns0:rFonts ns0:ascii="仿宋" ns0:hAnsi="仿宋"/>
+              </ns0:rPr>
+              <ns0:t>系统功能模块分析设计、核心模块代码开发、测试、项目文档编写</ns0:t>
             </ns0:r>
           </ns0:p>
         </ns0:tc>
@@ -1523,13 +1555,14 @@
             <ns0:vAlign ns0:val="center"/>
           </ns0:tcPr>
           <ns0:p>
-            <ns0:r>
-              <ns0:rPr>
-                <ns0:rFonts ns0:ascii="仿宋" ns0:hAnsi="仿宋" ns0:eastAsia="仿宋" ns0:cs="仿宋"/>
-                <ns0:sz ns0:val="24"/>
-                <ns0:szCs ns0:val="24"/>
-              </ns0:rPr>
-              <ns0:t>2014.07-2014.11</ns0:t>
+            <ns0:pPr>
+              <ns0:spacing ns0:before="0" ns0:after="0" ns0:line="240" ns0:lineRule="auto"/>
+            </ns0:pPr>
+            <ns0:r>
+              <ns0:rPr>
+                <ns0:rFonts ns0:ascii="仿宋" ns0:hAnsi="仿宋"/>
+              </ns0:rPr>
+              <ns0:t>2012.01-2012.06</ns0:t>
             </ns0:r>
           </ns0:p>
         </ns0:tc>
@@ -1540,13 +1573,14 @@
             <ns0:vAlign ns0:val="center"/>
           </ns0:tcPr>
           <ns0:p>
-            <ns0:r>
-              <ns0:rPr>
-                <ns0:rFonts ns0:ascii="仿宋" ns0:hAnsi="仿宋" ns0:eastAsia="仿宋" ns0:cs="仿宋"/>
-                <ns0:sz ns0:val="24"/>
-                <ns0:szCs ns0:val="24"/>
-              </ns0:rPr>
-              <ns0:t>平安银行事件营销项目一期（Blaze决策引擎）</ns0:t>
+            <ns0:pPr>
+              <ns0:spacing ns0:before="0" ns0:after="0" ns0:line="240" ns0:lineRule="auto"/>
+            </ns0:pPr>
+            <ns0:r>
+              <ns0:rPr>
+                <ns0:rFonts ns0:ascii="仿宋" ns0:hAnsi="仿宋"/>
+              </ns0:rPr>
+              <ns0:t>福之乐超市管理系统</ns0:t>
             </ns0:r>
           </ns0:p>
         </ns0:tc>
@@ -1557,11 +1591,12 @@
             <ns0:vAlign ns0:val="center"/>
           </ns0:tcPr>
           <ns0:p>
-            <ns0:r>
-              <ns0:rPr>
-                <ns0:rFonts ns0:ascii="仿宋" ns0:hAnsi="仿宋" ns0:eastAsia="仿宋" ns0:cs="仿宋"/>
-                <ns0:sz ns0:val="24"/>
-                <ns0:szCs ns0:val="24"/>
+            <ns0:pPr>
+              <ns0:spacing ns0:before="0" ns0:after="0" ns0:line="240" ns0:lineRule="auto"/>
+            </ns0:pPr>
+            <ns0:r>
+              <ns0:rPr>
+                <ns0:rFonts ns0:ascii="仿宋" ns0:hAnsi="仿宋"/>
               </ns0:rPr>
               <ns0:t>Java开发工程师</ns0:t>
             </ns0:r>
@@ -1574,13 +1609,14 @@
             <ns0:vAlign ns0:val="center"/>
           </ns0:tcPr>
           <ns0:p>
-            <ns0:r>
-              <ns0:rPr>
-                <ns0:rFonts ns0:ascii="仿宋" ns0:hAnsi="仿宋" ns0:eastAsia="仿宋" ns0:cs="仿宋"/>
-                <ns0:sz ns0:val="24"/>
-                <ns0:szCs ns0:val="24"/>
-              </ns0:rPr>
-              <ns0:t>系统功能模块分析设计、Blaze决策引擎模板开发及规则配置，引擎调度模块开发、测试、项目文档编写</ns0:t>
+            <ns0:pPr>
+              <ns0:spacing ns0:before="0" ns0:after="0" ns0:line="240" ns0:lineRule="auto"/>
+            </ns0:pPr>
+            <ns0:r>
+              <ns0:rPr>
+                <ns0:rFonts ns0:ascii="仿宋" ns0:hAnsi="仿宋"/>
+              </ns0:rPr>
+              <ns0:t>系统功能模块分析设计、功能模块开发、测试、项目文档编写</ns0:t>
             </ns0:r>
           </ns0:p>
         </ns0:tc>
@@ -1596,13 +1632,14 @@
             <ns0:vAlign ns0:val="center"/>
           </ns0:tcPr>
           <ns0:p>
-            <ns0:r>
-              <ns0:rPr>
-                <ns0:rFonts ns0:ascii="仿宋" ns0:hAnsi="仿宋" ns0:eastAsia="仿宋" ns0:cs="仿宋"/>
-                <ns0:sz ns0:val="24"/>
-                <ns0:szCs ns0:val="24"/>
-              </ns0:rPr>
-              <ns0:t>2012.06-2014.07</ns0:t>
+            <ns0:pPr>
+              <ns0:spacing ns0:before="0" ns0:after="0" ns0:line="240" ns0:lineRule="auto"/>
+            </ns0:pPr>
+            <ns0:r>
+              <ns0:rPr>
+                <ns0:rFonts ns0:ascii="仿宋" ns0:hAnsi="仿宋"/>
+              </ns0:rPr>
+              <ns0:t>2011.06-2012.01</ns0:t>
             </ns0:r>
           </ns0:p>
         </ns0:tc>
@@ -1613,13 +1650,14 @@
             <ns0:vAlign ns0:val="center"/>
           </ns0:tcPr>
           <ns0:p>
-            <ns0:r>
-              <ns0:rPr>
-                <ns0:rFonts ns0:ascii="仿宋" ns0:hAnsi="仿宋" ns0:eastAsia="仿宋" ns0:cs="仿宋"/>
-                <ns0:sz ns0:val="24"/>
-                <ns0:szCs ns0:val="24"/>
-              </ns0:rPr>
-              <ns0:t>宇龙集团EFS电子财务系统</ns0:t>
+            <ns0:pPr>
+              <ns0:spacing ns0:before="0" ns0:after="0" ns0:line="240" ns0:lineRule="auto"/>
+            </ns0:pPr>
+            <ns0:r>
+              <ns0:rPr>
+                <ns0:rFonts ns0:ascii="仿宋" ns0:hAnsi="仿宋"/>
+              </ns0:rPr>
+              <ns0:t>工资管理平台</ns0:t>
             </ns0:r>
           </ns0:p>
         </ns0:tc>
@@ -1630,11 +1668,12 @@
             <ns0:vAlign ns0:val="center"/>
           </ns0:tcPr>
           <ns0:p>
-            <ns0:r>
-              <ns0:rPr>
-                <ns0:rFonts ns0:ascii="仿宋" ns0:hAnsi="仿宋" ns0:eastAsia="仿宋" ns0:cs="仿宋"/>
-                <ns0:sz ns0:val="24"/>
-                <ns0:szCs ns0:val="24"/>
+            <ns0:pPr>
+              <ns0:spacing ns0:before="0" ns0:after="0" ns0:line="240" ns0:lineRule="auto"/>
+            </ns0:pPr>
+            <ns0:r>
+              <ns0:rPr>
+                <ns0:rFonts ns0:ascii="仿宋" ns0:hAnsi="仿宋"/>
               </ns0:rPr>
               <ns0:t>Java开发工程师</ns0:t>
             </ns0:r>
@@ -1647,13 +1686,14 @@
             <ns0:vAlign ns0:val="center"/>
           </ns0:tcPr>
           <ns0:p>
-            <ns0:r>
-              <ns0:rPr>
-                <ns0:rFonts ns0:ascii="仿宋" ns0:hAnsi="仿宋" ns0:eastAsia="仿宋" ns0:cs="仿宋"/>
-                <ns0:sz ns0:val="24"/>
-                <ns0:szCs ns0:val="24"/>
-              </ns0:rPr>
-              <ns0:t>系统功能模块分析设计、核心模块代码开发、测试、项目文档编写</ns0:t>
+            <ns0:pPr>
+              <ns0:spacing ns0:before="0" ns0:after="0" ns0:line="240" ns0:lineRule="auto"/>
+            </ns0:pPr>
+            <ns0:r>
+              <ns0:rPr>
+                <ns0:rFonts ns0:ascii="仿宋" ns0:hAnsi="仿宋"/>
+              </ns0:rPr>
+              <ns0:t>系统功能模块分析设计、功能模块开发、测试、项目文档编写</ns0:t>
             </ns0:r>
           </ns0:p>
         </ns0:tc>
@@ -1669,13 +1709,13 @@
             <ns0:vAlign ns0:val="center"/>
           </ns0:tcPr>
           <ns0:p>
-            <ns0:r>
-              <ns0:rPr>
-                <ns0:rFonts ns0:ascii="仿宋" ns0:hAnsi="仿宋" ns0:eastAsia="仿宋" ns0:cs="仿宋"/>
-                <ns0:sz ns0:val="24"/>
-                <ns0:szCs ns0:val="24"/>
-              </ns0:rPr>
-              <ns0:t>2012.01-2012.06</ns0:t>
+            <ns0:pPr>
+              <ns0:spacing ns0:before="0" ns0:after="0" ns0:line="240" ns0:lineRule="auto"/>
+            </ns0:pPr>
+            <ns0:r>
+              <ns0:rPr>
+                <ns0:rFonts ns0:ascii="仿宋" ns0:hAnsi="仿宋"/>
+              </ns0:rPr>
             </ns0:r>
           </ns0:p>
         </ns0:tc>
@@ -1686,13 +1726,13 @@
             <ns0:vAlign ns0:val="center"/>
           </ns0:tcPr>
           <ns0:p>
-            <ns0:r>
-              <ns0:rPr>
-                <ns0:rFonts ns0:ascii="仿宋" ns0:hAnsi="仿宋" ns0:eastAsia="仿宋" ns0:cs="仿宋"/>
-                <ns0:sz ns0:val="24"/>
-                <ns0:szCs ns0:val="24"/>
-              </ns0:rPr>
-              <ns0:t>福之乐超市管理系统</ns0:t>
+            <ns0:pPr>
+              <ns0:spacing ns0:before="0" ns0:after="0" ns0:line="240" ns0:lineRule="auto"/>
+            </ns0:pPr>
+            <ns0:r>
+              <ns0:rPr>
+                <ns0:rFonts ns0:ascii="仿宋" ns0:hAnsi="仿宋"/>
+              </ns0:rPr>
             </ns0:r>
           </ns0:p>
         </ns0:tc>
@@ -1703,13 +1743,13 @@
             <ns0:vAlign ns0:val="center"/>
           </ns0:tcPr>
           <ns0:p>
-            <ns0:r>
-              <ns0:rPr>
-                <ns0:rFonts ns0:ascii="仿宋" ns0:hAnsi="仿宋" ns0:eastAsia="仿宋" ns0:cs="仿宋"/>
-                <ns0:sz ns0:val="24"/>
-                <ns0:szCs ns0:val="24"/>
-              </ns0:rPr>
-              <ns0:t>Java开发工程师</ns0:t>
+            <ns0:pPr>
+              <ns0:spacing ns0:before="0" ns0:after="0" ns0:line="240" ns0:lineRule="auto"/>
+            </ns0:pPr>
+            <ns0:r>
+              <ns0:rPr>
+                <ns0:rFonts ns0:ascii="仿宋" ns0:hAnsi="仿宋"/>
+              </ns0:rPr>
             </ns0:r>
           </ns0:p>
         </ns0:tc>
@@ -1720,13 +1760,13 @@
             <ns0:vAlign ns0:val="center"/>
           </ns0:tcPr>
           <ns0:p>
-            <ns0:r>
-              <ns0:rPr>
-                <ns0:rFonts ns0:ascii="仿宋" ns0:hAnsi="仿宋" ns0:eastAsia="仿宋" ns0:cs="仿宋"/>
-                <ns0:sz ns0:val="24"/>
-                <ns0:szCs ns0:val="24"/>
-              </ns0:rPr>
-              <ns0:t>系统功能模块分析设计、功能模块开发、测试、项目文档编写</ns0:t>
+            <ns0:pPr>
+              <ns0:spacing ns0:before="0" ns0:after="0" ns0:line="240" ns0:lineRule="auto"/>
+            </ns0:pPr>
+            <ns0:r>
+              <ns0:rPr>
+                <ns0:rFonts ns0:ascii="仿宋" ns0:hAnsi="仿宋"/>
+              </ns0:rPr>
             </ns0:r>
           </ns0:p>
         </ns0:tc>
@@ -1742,13 +1782,13 @@
             <ns0:vAlign ns0:val="center"/>
           </ns0:tcPr>
           <ns0:p>
-            <ns0:r>
-              <ns0:rPr>
-                <ns0:rFonts ns0:ascii="仿宋" ns0:hAnsi="仿宋" ns0:eastAsia="仿宋" ns0:cs="仿宋"/>
-                <ns0:sz ns0:val="24"/>
-                <ns0:szCs ns0:val="24"/>
-              </ns0:rPr>
-              <ns0:t>2011.06-2012.01</ns0:t>
+            <ns0:pPr>
+              <ns0:spacing ns0:before="0" ns0:after="0" ns0:line="240" ns0:lineRule="auto"/>
+            </ns0:pPr>
+            <ns0:r>
+              <ns0:rPr>
+                <ns0:rFonts ns0:ascii="仿宋" ns0:hAnsi="仿宋"/>
+              </ns0:rPr>
             </ns0:r>
           </ns0:p>
         </ns0:tc>
@@ -1759,13 +1799,13 @@
             <ns0:vAlign ns0:val="center"/>
           </ns0:tcPr>
           <ns0:p>
-            <ns0:r>
-              <ns0:rPr>
-                <ns0:rFonts ns0:ascii="仿宋" ns0:hAnsi="仿宋" ns0:eastAsia="仿宋" ns0:cs="仿宋"/>
-                <ns0:sz ns0:val="24"/>
-                <ns0:szCs ns0:val="24"/>
-              </ns0:rPr>
-              <ns0:t>工资管理平台</ns0:t>
+            <ns0:pPr>
+              <ns0:spacing ns0:before="0" ns0:after="0" ns0:line="240" ns0:lineRule="auto"/>
+            </ns0:pPr>
+            <ns0:r>
+              <ns0:rPr>
+                <ns0:rFonts ns0:ascii="仿宋" ns0:hAnsi="仿宋"/>
+              </ns0:rPr>
             </ns0:r>
           </ns0:p>
         </ns0:tc>
@@ -1776,13 +1816,13 @@
             <ns0:vAlign ns0:val="center"/>
           </ns0:tcPr>
           <ns0:p>
-            <ns0:r>
-              <ns0:rPr>
-                <ns0:rFonts ns0:ascii="仿宋" ns0:hAnsi="仿宋" ns0:eastAsia="仿宋" ns0:cs="仿宋"/>
-                <ns0:sz ns0:val="24"/>
-                <ns0:szCs ns0:val="24"/>
-              </ns0:rPr>
-              <ns0:t>Java开发工程师</ns0:t>
+            <ns0:pPr>
+              <ns0:spacing ns0:before="0" ns0:after="0" ns0:line="240" ns0:lineRule="auto"/>
+            </ns0:pPr>
+            <ns0:r>
+              <ns0:rPr>
+                <ns0:rFonts ns0:ascii="仿宋" ns0:hAnsi="仿宋"/>
+              </ns0:rPr>
             </ns0:r>
           </ns0:p>
         </ns0:tc>
@@ -1793,13 +1833,13 @@
             <ns0:vAlign ns0:val="center"/>
           </ns0:tcPr>
           <ns0:p>
-            <ns0:r>
-              <ns0:rPr>
-                <ns0:rFonts ns0:ascii="仿宋" ns0:hAnsi="仿宋" ns0:eastAsia="仿宋" ns0:cs="仿宋"/>
-                <ns0:sz ns0:val="24"/>
-                <ns0:szCs ns0:val="24"/>
-              </ns0:rPr>
-              <ns0:t>系统功能模块分析设计、功能模块开发、测试、项目文档编写</ns0:t>
+            <ns0:pPr>
+              <ns0:spacing ns0:before="0" ns0:after="0" ns0:line="240" ns0:lineRule="auto"/>
+            </ns0:pPr>
+            <ns0:r>
+              <ns0:rPr>
+                <ns0:rFonts ns0:ascii="仿宋" ns0:hAnsi="仿宋"/>
+              </ns0:rPr>
             </ns0:r>
           </ns0:p>
         </ns0:tc>
